--- a/docs/content/introduction/introduction_lecture.docx
+++ b/docs/content/introduction/introduction_lecture.docx
@@ -31,7 +31,7 @@
         <w:pStyle w:val="Date"/>
       </w:pPr>
       <w:r>
-        <w:t xml:space="preserve">2026-07-05</w:t>
+        <w:t xml:space="preserve">2026-08-27</w:t>
       </w:r>
     </w:p>
     <w:bookmarkStart w:id="12" w:name="lecture-1-syllabus"/>
@@ -446,14 +446,14 @@
     </w:tbl>
     <w:p>
       <w:pPr>
-        <w:pStyle w:val="BodyText"/>
+        <w:pStyle w:val="CaptionedFigure"/>
       </w:pPr>
       <w:r>
         <w:drawing>
           <wp:inline>
             <wp:extent cx="3227294" cy="2397418"/>
             <wp:effectExtent b="0" l="0" r="0" t="0"/>
-            <wp:docPr descr="" title="" id="17" name="Picture"/>
+            <wp:docPr descr="Exterior photo of the Swenson Science Building, with the instructor’s office entrance and lab location highlighted in red." title="" id="17" name="Picture"/>
             <a:graphic>
               <a:graphicData uri="http://schemas.openxmlformats.org/drawingml/2006/picture">
                 <pic:pic>
@@ -489,6 +489,14 @@
             </a:graphic>
           </wp:inline>
         </w:drawing>
+      </w:r>
+    </w:p>
+    <w:p>
+      <w:pPr>
+        <w:pStyle w:val="ImageCaption"/>
+      </w:pPr>
+      <w:r>
+        <w:t xml:space="preserve">Exterior photo of the Swenson Science Building, with the instructor’s office entrance and lab location highlighted in red.</w:t>
       </w:r>
     </w:p>
     <w:bookmarkEnd w:id="19"/>
@@ -797,7 +805,7 @@
               <w:pStyle w:val="BodyText"/>
             </w:pPr>
             <w:pPr>
-              <w:spacing w:before="16" w:after="16"/>
+              <w:spacing w:before="16"/>
             </w:pPr>
             <w:r>
               <w:rPr>
@@ -810,7 +818,18 @@
               <w:t xml:space="preserve"> </w:t>
             </w:r>
             <w:r>
-              <w:t xml:space="preserve">raw data → clean → summarize → visualize → test → report This course teaches every step.</w:t>
+              <w:t xml:space="preserve">raw data → clean → summarize → visualize → test → report.</w:t>
+            </w:r>
+          </w:p>
+          <w:p>
+            <w:pPr>
+              <w:pStyle w:val="BodyText"/>
+            </w:pPr>
+            <w:pPr>
+              <w:spacing w:after="16"/>
+            </w:pPr>
+            <w:r>
+              <w:t xml:space="preserve">This course teaches every step.</w:t>
             </w:r>
           </w:p>
           <w:p/>
@@ -1143,7 +1162,7 @@
       </w:r>
     </w:p>
     <w:bookmarkEnd w:id="26"/>
-    <w:bookmarkStart w:id="29" w:name="lecture-1-science"/>
+    <w:bookmarkStart w:id="31" w:name="lecture-1-science"/>
     <w:p>
       <w:pPr>
         <w:pStyle w:val="Heading1"/>
@@ -1457,8 +1476,160 @@
         </w:tc>
       </w:tr>
     </w:tbl>
-    <w:bookmarkEnd w:id="29"/>
-    <w:bookmarkStart w:id="32" w:name="today-real-world-data-science"/>
+    <w:p>
+      <w:pPr>
+        <w:pStyle w:val="BodyText"/>
+      </w:pPr>
+      <w:r>
+        <w:t xml:space="preserve"> </w:t>
+      </w:r>
+    </w:p>
+    <w:tbl>
+      <w:tblPr>
+        <w:tblStyle w:val="Table"/>
+        <w:tblLook w:firstRow="0" w:lastRow="0" w:firstColumn="0" w:lastColumn="0" w:noHBand="0" w:noVBand="0" w:val="0000"/>
+        <w:tblBorders>
+          <w:top w:val="single" w:sz="4" w:space="0" w:color="0758E5"/>
+          <w:left w:val="single" w:sz="24" w:space="0" w:color="0758E5"/>
+          <w:bottom w:val="single" w:sz="4" w:space="0" w:color="0758E5"/>
+          <w:right w:val="single" w:sz="4" w:space="0" w:color="0758E5"/>
+        </w:tblBorders>
+        <w:tblCellMar>
+          <w:left w:w="144" w:type="dxa"/>
+          <w:right w:w="144" w:type="dxa"/>
+        </w:tblCellMar>
+        <w:tblLook w:firstRow="0" w:lastRow="0" w:firstColumn="0" w:lastColumn="0" w:noHBand="0" w:noVBand="0" w:val="0000"/>
+      </w:tblPr>
+      <w:tr>
+        <w:trPr>
+          <w:cantSplit/>
+        </w:trPr>
+        <w:tc>
+          <w:tcPr>
+            <w:shd w:color="auto" w:fill="dae6fb" w:val="clear"/>
+            <w:tcMar>
+              <w:top w:w="92" w:type="dxa"/>
+              <w:bottom w:w="92" w:type="dxa"/>
+            </w:tcMar>
+          </w:tcPr>
+          <w:p>
+            <w:pPr>
+              <w:pStyle w:val="BodyText"/>
+            </w:pPr>
+            <w:pPr>
+              <w:spacing w:before="0" w:after="0"/>
+              <w:textAlignment w:val="center"/>
+            </w:pPr>
+            <w:r>
+              <w:drawing>
+                <wp:inline>
+                  <wp:extent cx="152400" cy="152400"/>
+                  <wp:effectExtent b="0" l="0" r="0" t="0"/>
+                  <wp:docPr descr="" title="" id="29" name="Picture"/>
+                  <a:graphic>
+                    <a:graphicData uri="http://schemas.openxmlformats.org/drawingml/2006/picture">
+                      <pic:pic>
+                        <pic:nvPicPr>
+                          <pic:cNvPr descr="/Applications/Positron.app/Contents/Resources/app/quarto/share/formats/docx/note.png" id="30" name="Picture"/>
+                          <pic:cNvPicPr>
+                            <a:picLocks noChangeArrowheads="1" noChangeAspect="1"/>
+                          </pic:cNvPicPr>
+                        </pic:nvPicPr>
+                        <pic:blipFill>
+                          <a:blip r:embed="rId9"/>
+                          <a:stretch>
+                            <a:fillRect/>
+                          </a:stretch>
+                        </pic:blipFill>
+                        <pic:spPr bwMode="auto">
+                          <a:xfrm>
+                            <a:off x="0" y="0"/>
+                            <a:ext cx="152400" cy="152400"/>
+                          </a:xfrm>
+                          <a:prstGeom prst="rect">
+                            <a:avLst/>
+                          </a:prstGeom>
+                          <a:noFill/>
+                          <a:ln w="9525">
+                            <a:noFill/>
+                            <a:headEnd/>
+                            <a:tailEnd/>
+                          </a:ln>
+                        </pic:spPr>
+                      </pic:pic>
+                    </a:graphicData>
+                  </a:graphic>
+                </wp:inline>
+              </w:drawing>
+            </w:r>
+            <w:r>
+              <w:t xml:space="preserve"> </w:t>
+            </w:r>
+            <w:r>
+              <w:t xml:space="preserve"> </w:t>
+            </w:r>
+            <w:r>
+              <w:t xml:space="preserve">Note</w:t>
+            </w:r>
+          </w:p>
+        </w:tc>
+      </w:tr>
+      <w:tr>
+        <w:trPr>
+          <w:cantSplit/>
+        </w:trPr>
+        <w:tc>
+          <w:tcPr>
+            <w:tcMar>
+              <w:top w:w="108" w:type="dxa"/>
+              <w:bottom w:w="108" w:type="dxa"/>
+            </w:tcMar>
+          </w:tcPr>
+          <w:p>
+            <w:pPr>
+              <w:pStyle w:val="BodyText"/>
+            </w:pPr>
+            <w:pPr>
+              <w:spacing w:before="16"/>
+            </w:pPr>
+            <w:r>
+              <w:rPr>
+                <w:b/>
+                <w:bCs/>
+              </w:rPr>
+              <w:t xml:space="preserve">📚 Suggested reading (outside of class)</w:t>
+            </w:r>
+          </w:p>
+          <w:p>
+            <w:pPr>
+              <w:pStyle w:val="BodyText"/>
+            </w:pPr>
+            <w:pPr>
+              <w:spacing w:after="16"/>
+            </w:pPr>
+            <w:r>
+              <w:t xml:space="preserve">Whitlock &amp; Schluter, Ch. 1 —</w:t>
+            </w:r>
+            <w:r>
+              <w:t xml:space="preserve"> </w:t>
+            </w:r>
+            <w:r>
+              <w:rPr>
+                <w:i/>
+                <w:iCs/>
+              </w:rPr>
+              <w:t xml:space="preserve">Statistics and Samples</w:t>
+            </w:r>
+            <w:r>
+              <w:t xml:space="preserve">. Covers how biologists turn a question about nature into something we can measure and test — the same path we take today with leaves.</w:t>
+            </w:r>
+          </w:p>
+          <w:p/>
+        </w:tc>
+      </w:tr>
+    </w:tbl>
+    <w:bookmarkEnd w:id="31"/>
+    <w:bookmarkStart w:id="34" w:name="today-real-world-data-science"/>
     <w:p>
       <w:pPr>
         <w:pStyle w:val="Heading1"/>
@@ -1602,12 +1773,12 @@
                 <wp:inline>
                   <wp:extent cx="152400" cy="152400"/>
                   <wp:effectExtent b="0" l="0" r="0" t="0"/>
-                  <wp:docPr descr="" title="" id="30" name="Picture"/>
+                  <wp:docPr descr="" title="" id="32" name="Picture"/>
                   <a:graphic>
                     <a:graphicData uri="http://schemas.openxmlformats.org/drawingml/2006/picture">
                       <pic:pic>
                         <pic:nvPicPr>
-                          <pic:cNvPr descr="/Applications/Positron.app/Contents/Resources/app/quarto/share/formats/docx/tip.png" id="31" name="Picture"/>
+                          <pic:cNvPr descr="/Applications/Positron.app/Contents/Resources/app/quarto/share/formats/docx/tip.png" id="33" name="Picture"/>
                           <pic:cNvPicPr>
                             <a:picLocks noChangeArrowheads="1" noChangeAspect="1"/>
                           </pic:cNvPicPr>
@@ -1692,8 +1863,8 @@
         </w:tc>
       </w:tr>
     </w:tbl>
-    <w:bookmarkEnd w:id="32"/>
-    <w:bookmarkStart w:id="35" w:name="what-will-we-do"/>
+    <w:bookmarkEnd w:id="34"/>
+    <w:bookmarkStart w:id="37" w:name="what-will-we-do"/>
     <w:p>
       <w:pPr>
         <w:pStyle w:val="Heading1"/>
@@ -1869,12 +2040,12 @@
                 <wp:inline>
                   <wp:extent cx="152400" cy="152400"/>
                   <wp:effectExtent b="0" l="0" r="0" t="0"/>
-                  <wp:docPr descr="" title="" id="33" name="Picture"/>
+                  <wp:docPr descr="" title="" id="35" name="Picture"/>
                   <a:graphic>
                     <a:graphicData uri="http://schemas.openxmlformats.org/drawingml/2006/picture">
                       <pic:pic>
                         <pic:nvPicPr>
-                          <pic:cNvPr descr="/Applications/Positron.app/Contents/Resources/app/quarto/share/formats/docx/note.png" id="34" name="Picture"/>
+                          <pic:cNvPr descr="/Applications/Positron.app/Contents/Resources/app/quarto/share/formats/docx/note.png" id="36" name="Picture"/>
                           <pic:cNvPicPr>
                             <a:picLocks noChangeArrowheads="1" noChangeAspect="1"/>
                           </pic:cNvPicPr>
@@ -1999,8 +2170,8 @@
         </w:tc>
       </w:tr>
     </w:tbl>
-    <w:bookmarkEnd w:id="35"/>
-    <w:bookmarkStart w:id="38" w:name="how-does-leaf-size-vary"/>
+    <w:bookmarkEnd w:id="37"/>
+    <w:bookmarkStart w:id="40" w:name="how-does-leaf-size-vary"/>
     <w:p>
       <w:pPr>
         <w:pStyle w:val="Heading1"/>
@@ -2152,12 +2323,12 @@
                 <wp:inline>
                   <wp:extent cx="152400" cy="152400"/>
                   <wp:effectExtent b="0" l="0" r="0" t="0"/>
-                  <wp:docPr descr="" title="" id="36" name="Picture"/>
+                  <wp:docPr descr="" title="" id="38" name="Picture"/>
                   <a:graphic>
                     <a:graphicData uri="http://schemas.openxmlformats.org/drawingml/2006/picture">
                       <pic:pic>
                         <pic:nvPicPr>
-                          <pic:cNvPr descr="/Applications/Positron.app/Contents/Resources/app/quarto/share/formats/docx/tip.png" id="37" name="Picture"/>
+                          <pic:cNvPr descr="/Applications/Positron.app/Contents/Resources/app/quarto/share/formats/docx/tip.png" id="39" name="Picture"/>
                           <pic:cNvPicPr>
                             <a:picLocks noChangeArrowheads="1" noChangeAspect="1"/>
                           </pic:cNvPicPr>
@@ -2287,8 +2458,8 @@
         </w:tc>
       </w:tr>
     </w:tbl>
-    <w:bookmarkEnd w:id="38"/>
-    <w:bookmarkStart w:id="41" w:name="how-would-we-collect-data-to-test-this"/>
+    <w:bookmarkEnd w:id="40"/>
+    <w:bookmarkStart w:id="45" w:name="how-would-we-collect-data-to-test-this"/>
     <w:p>
       <w:pPr>
         <w:pStyle w:val="Heading1"/>
@@ -2322,19 +2493,7 @@
         <w:t xml:space="preserve"> </w:t>
       </w:r>
       <w:r>
-        <w:t xml:space="preserve">to do this?</w:t>
-      </w:r>
-    </w:p>
-    <w:p>
-      <w:pPr>
-        <w:pStyle w:val="Compact"/>
-        <w:numPr>
-          <w:ilvl w:val="1"/>
-          <w:numId w:val="1020"/>
-        </w:numPr>
-      </w:pPr>
-      <w:r>
-        <w:t xml:space="preserve">YES? or no NO?</w:t>
+        <w:t xml:space="preserve">to do this? — Yes or no?</w:t>
       </w:r>
     </w:p>
     <w:p>
@@ -2467,12 +2626,12 @@
                 <wp:inline>
                   <wp:extent cx="152400" cy="152400"/>
                   <wp:effectExtent b="0" l="0" r="0" t="0"/>
-                  <wp:docPr descr="" title="" id="39" name="Picture"/>
+                  <wp:docPr descr="" title="" id="41" name="Picture"/>
                   <a:graphic>
                     <a:graphicData uri="http://schemas.openxmlformats.org/drawingml/2006/picture">
                       <pic:pic>
                         <pic:nvPicPr>
-                          <pic:cNvPr descr="/Applications/Positron.app/Contents/Resources/app/quarto/share/formats/docx/important.png" id="40" name="Picture"/>
+                          <pic:cNvPr descr="/Applications/Positron.app/Contents/Resources/app/quarto/share/formats/docx/important.png" id="42" name="Picture"/>
                           <pic:cNvPicPr>
                             <a:picLocks noChangeArrowheads="1" noChangeAspect="1"/>
                           </pic:cNvPicPr>
@@ -2557,116 +2716,12 @@
         </w:tc>
       </w:tr>
     </w:tbl>
-    <w:bookmarkEnd w:id="41"/>
-    <w:bookmarkStart w:id="44" w:name="what-variables-could-we-record"/>
-    <w:p>
-      <w:pPr>
-        <w:pStyle w:val="Heading1"/>
-      </w:pPr>
-      <w:r>
-        <w:t xml:space="preserve">What variables could we record?</w:t>
-      </w:r>
-    </w:p>
-    <w:p>
-      <w:pPr>
-        <w:pStyle w:val="Compact"/>
-        <w:numPr>
-          <w:ilvl w:val="0"/>
-          <w:numId w:val="1022"/>
-        </w:numPr>
-      </w:pPr>
-      <w:r>
-        <w:t xml:space="preserve">What variables could we record about the</w:t>
-      </w:r>
-      <w:r>
-        <w:t xml:space="preserve"> </w:t>
-      </w:r>
-      <w:r>
-        <w:rPr>
-          <w:b/>
-          <w:bCs/>
-        </w:rPr>
-        <w:t xml:space="preserve">tree</w:t>
-      </w:r>
-      <w:r>
-        <w:t xml:space="preserve">?</w:t>
-      </w:r>
-    </w:p>
-    <w:p>
-      <w:pPr>
-        <w:pStyle w:val="Compact"/>
-        <w:numPr>
-          <w:ilvl w:val="0"/>
-          <w:numId w:val="1022"/>
-        </w:numPr>
-      </w:pPr>
-      <w:r>
-        <w:t xml:space="preserve">What variables could we record about the</w:t>
-      </w:r>
-      <w:r>
-        <w:t xml:space="preserve"> </w:t>
-      </w:r>
-      <w:r>
-        <w:rPr>
-          <w:b/>
-          <w:bCs/>
-        </w:rPr>
-        <w:t xml:space="preserve">leaf</w:t>
-      </w:r>
-      <w:r>
-        <w:t xml:space="preserve">?</w:t>
-      </w:r>
-    </w:p>
-    <w:p>
-      <w:pPr>
-        <w:pStyle w:val="FirstParagraph"/>
-      </w:pPr>
-      <w:r>
-        <w:rPr>
-          <w:b/>
-          <w:bCs/>
-        </w:rPr>
-        <w:t xml:space="preserve">Dependent variable (response):</w:t>
-      </w:r>
-      <w:r>
-        <w:t xml:space="preserve"> </w:t>
-      </w:r>
-      <w:r>
-        <w:t xml:space="preserve">- The thing we measure — it</w:t>
-      </w:r>
-      <w:r>
-        <w:t xml:space="preserve"> </w:t>
-      </w:r>
-      <w:r>
-        <w:rPr>
-          <w:i/>
-          <w:iCs/>
-        </w:rPr>
-        <w:t xml:space="preserve">depends on</w:t>
-      </w:r>
-      <w:r>
-        <w:t xml:space="preserve"> </w:t>
-      </w:r>
-      <w:r>
-        <w:t xml:space="preserve">our treatment - Example: leaf mass, leaf area</w:t>
-      </w:r>
-    </w:p>
     <w:p>
       <w:pPr>
         <w:pStyle w:val="BodyText"/>
       </w:pPr>
       <w:r>
-        <w:rPr>
-          <w:b/>
-          <w:bCs/>
-        </w:rPr>
-        <w:t xml:space="preserve">Independent variable (explanatory):</w:t>
-      </w:r>
-      <w:r>
-        <w:t xml:space="preserve"> </w:t>
-      </w:r>
-      <w:r>
-        <w:t xml:space="preserve">- The thing we control or group by - Example: side of tree (sunny vs. shady)</w:t>
+        <w:t xml:space="preserve"> </w:t>
       </w:r>
     </w:p>
     <w:tbl>
@@ -2710,12 +2765,12 @@
                 <wp:inline>
                   <wp:extent cx="152400" cy="152400"/>
                   <wp:effectExtent b="0" l="0" r="0" t="0"/>
-                  <wp:docPr descr="" title="" id="42" name="Picture"/>
+                  <wp:docPr descr="" title="" id="43" name="Picture"/>
                   <a:graphic>
                     <a:graphicData uri="http://schemas.openxmlformats.org/drawingml/2006/picture">
                       <pic:pic>
                         <pic:nvPicPr>
-                          <pic:cNvPr descr="/Applications/Positron.app/Contents/Resources/app/quarto/share/formats/docx/note.png" id="43" name="Picture"/>
+                          <pic:cNvPr descr="/Applications/Positron.app/Contents/Resources/app/quarto/share/formats/docx/note.png" id="44" name="Picture"/>
                           <pic:cNvPicPr>
                             <a:picLocks noChangeArrowheads="1" noChangeAspect="1"/>
                           </pic:cNvPicPr>
@@ -2782,6 +2837,285 @@
                 <w:b/>
                 <w:bCs/>
               </w:rPr>
+              <w:t xml:space="preserve">📚 Suggested reading (outside of class)</w:t>
+            </w:r>
+          </w:p>
+          <w:p>
+            <w:pPr>
+              <w:pStyle w:val="BodyText"/>
+            </w:pPr>
+            <w:pPr>
+              <w:spacing w:after="16"/>
+            </w:pPr>
+            <w:r>
+              <w:t xml:space="preserve">Whitlock &amp; Schluter, Ch. 1, section on samples and populations — why we sample instead of measuring every leaf on every tree, and what makes a sample representative.</w:t>
+            </w:r>
+          </w:p>
+          <w:p/>
+        </w:tc>
+      </w:tr>
+    </w:tbl>
+    <w:bookmarkEnd w:id="45"/>
+    <w:bookmarkStart w:id="48" w:name="what-variables-could-we-record"/>
+    <w:p>
+      <w:pPr>
+        <w:pStyle w:val="Heading1"/>
+      </w:pPr>
+      <w:r>
+        <w:t xml:space="preserve">What variables could we record?</w:t>
+      </w:r>
+    </w:p>
+    <w:p>
+      <w:pPr>
+        <w:pStyle w:val="Compact"/>
+        <w:numPr>
+          <w:ilvl w:val="0"/>
+          <w:numId w:val="1022"/>
+        </w:numPr>
+      </w:pPr>
+      <w:r>
+        <w:t xml:space="preserve">What variables could we record about the</w:t>
+      </w:r>
+      <w:r>
+        <w:t xml:space="preserve"> </w:t>
+      </w:r>
+      <w:r>
+        <w:rPr>
+          <w:b/>
+          <w:bCs/>
+        </w:rPr>
+        <w:t xml:space="preserve">tree</w:t>
+      </w:r>
+      <w:r>
+        <w:t xml:space="preserve">?</w:t>
+      </w:r>
+    </w:p>
+    <w:p>
+      <w:pPr>
+        <w:pStyle w:val="Compact"/>
+        <w:numPr>
+          <w:ilvl w:val="0"/>
+          <w:numId w:val="1022"/>
+        </w:numPr>
+      </w:pPr>
+      <w:r>
+        <w:t xml:space="preserve">What variables could we record about the</w:t>
+      </w:r>
+      <w:r>
+        <w:t xml:space="preserve"> </w:t>
+      </w:r>
+      <w:r>
+        <w:rPr>
+          <w:b/>
+          <w:bCs/>
+        </w:rPr>
+        <w:t xml:space="preserve">leaf</w:t>
+      </w:r>
+      <w:r>
+        <w:t xml:space="preserve">?</w:t>
+      </w:r>
+    </w:p>
+    <w:p>
+      <w:pPr>
+        <w:pStyle w:val="FirstParagraph"/>
+      </w:pPr>
+      <w:r>
+        <w:rPr>
+          <w:b/>
+          <w:bCs/>
+        </w:rPr>
+        <w:t xml:space="preserve">Dependent variable (response):</w:t>
+      </w:r>
+    </w:p>
+    <w:p>
+      <w:pPr>
+        <w:pStyle w:val="Compact"/>
+        <w:numPr>
+          <w:ilvl w:val="0"/>
+          <w:numId w:val="1023"/>
+        </w:numPr>
+      </w:pPr>
+      <w:r>
+        <w:t xml:space="preserve">The thing we measure — it</w:t>
+      </w:r>
+      <w:r>
+        <w:t xml:space="preserve"> </w:t>
+      </w:r>
+      <w:r>
+        <w:rPr>
+          <w:i/>
+          <w:iCs/>
+        </w:rPr>
+        <w:t xml:space="preserve">depends on</w:t>
+      </w:r>
+      <w:r>
+        <w:t xml:space="preserve"> </w:t>
+      </w:r>
+      <w:r>
+        <w:t xml:space="preserve">our treatment</w:t>
+      </w:r>
+    </w:p>
+    <w:p>
+      <w:pPr>
+        <w:pStyle w:val="Compact"/>
+        <w:numPr>
+          <w:ilvl w:val="0"/>
+          <w:numId w:val="1023"/>
+        </w:numPr>
+      </w:pPr>
+      <w:r>
+        <w:t xml:space="preserve">Example: leaf mass, leaf area</w:t>
+      </w:r>
+    </w:p>
+    <w:p>
+      <w:pPr>
+        <w:pStyle w:val="FirstParagraph"/>
+      </w:pPr>
+      <w:r>
+        <w:rPr>
+          <w:b/>
+          <w:bCs/>
+        </w:rPr>
+        <w:t xml:space="preserve">Independent variable (explanatory):</w:t>
+      </w:r>
+    </w:p>
+    <w:p>
+      <w:pPr>
+        <w:pStyle w:val="Compact"/>
+        <w:numPr>
+          <w:ilvl w:val="0"/>
+          <w:numId w:val="1024"/>
+        </w:numPr>
+      </w:pPr>
+      <w:r>
+        <w:t xml:space="preserve">The thing we control or group by</w:t>
+      </w:r>
+    </w:p>
+    <w:p>
+      <w:pPr>
+        <w:pStyle w:val="Compact"/>
+        <w:numPr>
+          <w:ilvl w:val="0"/>
+          <w:numId w:val="1024"/>
+        </w:numPr>
+      </w:pPr>
+      <w:r>
+        <w:t xml:space="preserve">Example: side of tree (sunny vs. shady)</w:t>
+      </w:r>
+    </w:p>
+    <w:tbl>
+      <w:tblPr>
+        <w:tblStyle w:val="Table"/>
+        <w:tblLook w:firstRow="0" w:lastRow="0" w:firstColumn="0" w:lastColumn="0" w:noHBand="0" w:noVBand="0" w:val="0000"/>
+        <w:tblBorders>
+          <w:top w:val="single" w:sz="4" w:space="0" w:color="0758E5"/>
+          <w:left w:val="single" w:sz="24" w:space="0" w:color="0758E5"/>
+          <w:bottom w:val="single" w:sz="4" w:space="0" w:color="0758E5"/>
+          <w:right w:val="single" w:sz="4" w:space="0" w:color="0758E5"/>
+        </w:tblBorders>
+        <w:tblCellMar>
+          <w:left w:w="144" w:type="dxa"/>
+          <w:right w:w="144" w:type="dxa"/>
+        </w:tblCellMar>
+        <w:tblLook w:firstRow="0" w:lastRow="0" w:firstColumn="0" w:lastColumn="0" w:noHBand="0" w:noVBand="0" w:val="0000"/>
+      </w:tblPr>
+      <w:tr>
+        <w:trPr>
+          <w:cantSplit/>
+        </w:trPr>
+        <w:tc>
+          <w:tcPr>
+            <w:shd w:color="auto" w:fill="dae6fb" w:val="clear"/>
+            <w:tcMar>
+              <w:top w:w="92" w:type="dxa"/>
+              <w:bottom w:w="92" w:type="dxa"/>
+            </w:tcMar>
+          </w:tcPr>
+          <w:p>
+            <w:pPr>
+              <w:pStyle w:val="FirstParagraph"/>
+            </w:pPr>
+            <w:pPr>
+              <w:spacing w:before="0" w:after="0"/>
+              <w:textAlignment w:val="center"/>
+            </w:pPr>
+            <w:r>
+              <w:drawing>
+                <wp:inline>
+                  <wp:extent cx="152400" cy="152400"/>
+                  <wp:effectExtent b="0" l="0" r="0" t="0"/>
+                  <wp:docPr descr="" title="" id="46" name="Picture"/>
+                  <a:graphic>
+                    <a:graphicData uri="http://schemas.openxmlformats.org/drawingml/2006/picture">
+                      <pic:pic>
+                        <pic:nvPicPr>
+                          <pic:cNvPr descr="/Applications/Positron.app/Contents/Resources/app/quarto/share/formats/docx/note.png" id="47" name="Picture"/>
+                          <pic:cNvPicPr>
+                            <a:picLocks noChangeArrowheads="1" noChangeAspect="1"/>
+                          </pic:cNvPicPr>
+                        </pic:nvPicPr>
+                        <pic:blipFill>
+                          <a:blip r:embed="rId9"/>
+                          <a:stretch>
+                            <a:fillRect/>
+                          </a:stretch>
+                        </pic:blipFill>
+                        <pic:spPr bwMode="auto">
+                          <a:xfrm>
+                            <a:off x="0" y="0"/>
+                            <a:ext cx="152400" cy="152400"/>
+                          </a:xfrm>
+                          <a:prstGeom prst="rect">
+                            <a:avLst/>
+                          </a:prstGeom>
+                          <a:noFill/>
+                          <a:ln w="9525">
+                            <a:noFill/>
+                            <a:headEnd/>
+                            <a:tailEnd/>
+                          </a:ln>
+                        </pic:spPr>
+                      </pic:pic>
+                    </a:graphicData>
+                  </a:graphic>
+                </wp:inline>
+              </w:drawing>
+            </w:r>
+            <w:r>
+              <w:t xml:space="preserve"> </w:t>
+            </w:r>
+            <w:r>
+              <w:t xml:space="preserve"> </w:t>
+            </w:r>
+            <w:r>
+              <w:t xml:space="preserve">Note</w:t>
+            </w:r>
+          </w:p>
+        </w:tc>
+      </w:tr>
+      <w:tr>
+        <w:trPr>
+          <w:cantSplit/>
+        </w:trPr>
+        <w:tc>
+          <w:tcPr>
+            <w:tcMar>
+              <w:top w:w="108" w:type="dxa"/>
+              <w:bottom w:w="108" w:type="dxa"/>
+            </w:tcMar>
+          </w:tcPr>
+          <w:p>
+            <w:pPr>
+              <w:pStyle w:val="BodyText"/>
+            </w:pPr>
+            <w:pPr>
+              <w:spacing w:before="16"/>
+            </w:pPr>
+            <w:r>
+              <w:rPr>
+                <w:b/>
+                <w:bCs/>
+              </w:rPr>
               <w:t xml:space="preserve">📖 New vocabulary</w:t>
             </w:r>
           </w:p>
@@ -2790,7 +3124,7 @@
               <w:pStyle w:val="Compact"/>
               <w:numPr>
                 <w:ilvl w:val="0"/>
-                <w:numId w:val="1023"/>
+                <w:numId w:val="1025"/>
               </w:numPr>
             </w:pPr>
             <w:r>
@@ -2812,7 +3146,7 @@
               <w:pStyle w:val="Compact"/>
               <w:numPr>
                 <w:ilvl w:val="0"/>
-                <w:numId w:val="1023"/>
+                <w:numId w:val="1025"/>
               </w:numPr>
             </w:pPr>
             <w:r>
@@ -2834,7 +3168,7 @@
               <w:pStyle w:val="Compact"/>
               <w:numPr>
                 <w:ilvl w:val="1"/>
-                <w:numId w:val="1024"/>
+                <w:numId w:val="1026"/>
               </w:numPr>
             </w:pPr>
             <w:r>
@@ -2845,72 +3179,32 @@
         </w:tc>
       </w:tr>
     </w:tbl>
-    <w:bookmarkEnd w:id="44"/>
-    <w:bookmarkStart w:id="47" w:name="Xbb0061371799442445bc6bf7690245cfcccf174"/>
+    <w:bookmarkEnd w:id="48"/>
+    <w:bookmarkStart w:id="49" w:name="activity-1-starts-now"/>
     <w:p>
       <w:pPr>
         <w:pStyle w:val="Heading1"/>
       </w:pPr>
       <w:r>
-        <w:t xml:space="preserve">Each group needs to collect at least 2 pairs of leaves</w:t>
-      </w:r>
-    </w:p>
-    <w:p>
-      <w:pPr>
-        <w:pStyle w:val="Compact"/>
-        <w:numPr>
-          <w:ilvl w:val="0"/>
-          <w:numId w:val="1025"/>
-        </w:numPr>
-      </w:pPr>
-      <w:r>
-        <w:t xml:space="preserve">Collect</w:t>
-      </w:r>
-      <w:r>
-        <w:t xml:space="preserve"> </w:t>
-      </w:r>
+        <w:t xml:space="preserve">→ ACTIVITY 1 starts now</w:t>
+      </w:r>
+    </w:p>
+    <w:p>
+      <w:pPr>
+        <w:pStyle w:val="FirstParagraph"/>
+      </w:pPr>
       <w:r>
         <w:rPr>
           <w:b/>
           <w:bCs/>
         </w:rPr>
-        <w:t xml:space="preserve">1 mature leaf from the sunny side</w:t>
-      </w:r>
-      <w:r>
-        <w:t xml:space="preserve"> </w:t>
-      </w:r>
-      <w:r>
-        <w:t xml:space="preserve">and</w:t>
-      </w:r>
-      <w:r>
-        <w:t xml:space="preserve"> </w:t>
+        <w:t xml:space="preserve">🛑 Go to Activity 1 —</w:t>
       </w:r>
       <w:r>
         <w:rPr>
           <w:b/>
           <w:bCs/>
         </w:rPr>
-        <w:t xml:space="preserve">1 from the shady side</w:t>
-      </w:r>
-      <w:r>
-        <w:t xml:space="preserve"> </w:t>
-      </w:r>
-      <w:r>
-        <w:t xml:space="preserve">of the same tree</w:t>
-      </w:r>
-    </w:p>
-    <w:p>
-      <w:pPr>
-        <w:pStyle w:val="Compact"/>
-        <w:numPr>
-          <w:ilvl w:val="0"/>
-          <w:numId w:val="1025"/>
-        </w:numPr>
-      </w:pPr>
-      <w:r>
-        <w:t xml:space="preserve">Do this on</w:t>
-      </w:r>
-      <w:r>
         <w:t xml:space="preserve"> </w:t>
       </w:r>
       <w:r>
@@ -2918,25 +3212,15 @@
           <w:b/>
           <w:bCs/>
         </w:rPr>
-        <w:t xml:space="preserve">at least 2 separate trees</w:t>
-      </w:r>
-      <w:r>
-        <w:t xml:space="preserve"> </w:t>
-      </w:r>
-      <w:r>
-        <w:t xml:space="preserve">(we share trees since we are limited)</w:t>
-      </w:r>
-    </w:p>
-    <w:p>
-      <w:pPr>
-        <w:pStyle w:val="Compact"/>
-        <w:numPr>
-          <w:ilvl w:val="0"/>
-          <w:numId w:val="1025"/>
-        </w:numPr>
-      </w:pPr>
-      <w:r>
-        <w:t xml:space="preserve">Standardize your collection:</w:t>
+        <w:t xml:space="preserve">“Measuring Leaves and Entering Data”</w:t>
+      </w:r>
+    </w:p>
+    <w:p>
+      <w:pPr>
+        <w:pStyle w:val="BodyText"/>
+      </w:pPr>
+      <w:r>
+        <w:t xml:space="preserve">Close the slides. Open the</w:t>
       </w:r>
       <w:r>
         <w:t xml:space="preserve"> </w:t>
@@ -2946,6 +3230,124 @@
           <w:b/>
           <w:bCs/>
         </w:rPr>
+        <w:t xml:space="preserve">Activity 1</w:t>
+      </w:r>
+      <w:r>
+        <w:t xml:space="preserve"> </w:t>
+      </w:r>
+      <w:r>
+        <w:t xml:space="preserve">worksheet, form your field group, and head outside to the pine stand.</w:t>
+      </w:r>
+    </w:p>
+    <w:p>
+      <w:pPr>
+        <w:pStyle w:val="BodyText"/>
+      </w:pPr>
+      <w:r>
+        <w:t xml:space="preserve">The worksheet walks you through everything from here: collecting leaves, deciding what to measure, building your spreadsheet, and sketching a first graph. Come back to these slides only if you want to re-check a definition.</w:t>
+      </w:r>
+    </w:p>
+    <w:bookmarkEnd w:id="49"/>
+    <w:bookmarkStart w:id="52" w:name="Xf573e9e0221d84577906b05126cba4f2a638fc4"/>
+    <w:p>
+      <w:pPr>
+        <w:pStyle w:val="Heading1"/>
+      </w:pPr>
+      <w:r>
+        <w:t xml:space="preserve">Each group collects 3 sunny + 3 shady leaves per tree</w:t>
+      </w:r>
+    </w:p>
+    <w:p>
+      <w:pPr>
+        <w:pStyle w:val="Compact"/>
+        <w:numPr>
+          <w:ilvl w:val="0"/>
+          <w:numId w:val="1027"/>
+        </w:numPr>
+      </w:pPr>
+      <w:r>
+        <w:t xml:space="preserve">Collect</w:t>
+      </w:r>
+      <w:r>
+        <w:t xml:space="preserve"> </w:t>
+      </w:r>
+      <w:r>
+        <w:rPr>
+          <w:b/>
+          <w:bCs/>
+        </w:rPr>
+        <w:t xml:space="preserve">3 mature leaves from the sunny side</w:t>
+      </w:r>
+      <w:r>
+        <w:t xml:space="preserve"> </w:t>
+      </w:r>
+      <w:r>
+        <w:t xml:space="preserve">and</w:t>
+      </w:r>
+      <w:r>
+        <w:t xml:space="preserve"> </w:t>
+      </w:r>
+      <w:r>
+        <w:rPr>
+          <w:b/>
+          <w:bCs/>
+        </w:rPr>
+        <w:t xml:space="preserve">3 from the shady side</w:t>
+      </w:r>
+      <w:r>
+        <w:t xml:space="preserve"> </w:t>
+      </w:r>
+      <w:r>
+        <w:t xml:space="preserve">of the same tree</w:t>
+      </w:r>
+    </w:p>
+    <w:p>
+      <w:pPr>
+        <w:pStyle w:val="Compact"/>
+        <w:numPr>
+          <w:ilvl w:val="0"/>
+          <w:numId w:val="1027"/>
+        </w:numPr>
+      </w:pPr>
+      <w:r>
+        <w:t xml:space="preserve">Do this on</w:t>
+      </w:r>
+      <w:r>
+        <w:t xml:space="preserve"> </w:t>
+      </w:r>
+      <w:r>
+        <w:rPr>
+          <w:b/>
+          <w:bCs/>
+        </w:rPr>
+        <w:t xml:space="preserve">at least 1 tree per group</w:t>
+      </w:r>
+      <w:r>
+        <w:t xml:space="preserve"> </w:t>
+      </w:r>
+      <w:r>
+        <w:t xml:space="preserve">(more trees if time allows — we share trees since we are limited)</w:t>
+      </w:r>
+    </w:p>
+    <w:p>
+      <w:pPr>
+        <w:pStyle w:val="Compact"/>
+        <w:numPr>
+          <w:ilvl w:val="0"/>
+          <w:numId w:val="1027"/>
+        </w:numPr>
+      </w:pPr>
+      <w:r>
+        <w:t xml:space="preserve">Standardize your collection:</w:t>
+      </w:r>
+      <w:r>
+        <w:t xml:space="preserve"> </w:t>
+      </w:r>
+      <w:r>
+        <w:rPr>
+          <w:b/>
+          <w:bCs/>
+        </w:rPr>
         <w:t xml:space="preserve">(DISCUSS AND FIGURE IT OUT BY YOURSELVES)</w:t>
       </w:r>
     </w:p>
@@ -2953,7 +3355,7 @@
       <w:pPr>
         <w:numPr>
           <w:ilvl w:val="1"/>
-          <w:numId w:val="1026"/>
+          <w:numId w:val="1028"/>
         </w:numPr>
       </w:pPr>
       <w:r>
@@ -2964,7 +3366,7 @@
       <w:pPr>
         <w:numPr>
           <w:ilvl w:val="1"/>
-          <w:numId w:val="1026"/>
+          <w:numId w:val="1028"/>
         </w:numPr>
       </w:pPr>
       <w:r>
@@ -2987,7 +3389,31 @@
       <w:pPr>
         <w:numPr>
           <w:ilvl w:val="1"/>
-          <w:numId w:val="1026"/>
+          <w:numId w:val="1028"/>
+        </w:numPr>
+      </w:pPr>
+      <w:r>
+        <w:t xml:space="preserve">What will we measure with —</w:t>
+      </w:r>
+      <w:r>
+        <w:t xml:space="preserve"> </w:t>
+      </w:r>
+      <w:r>
+        <w:rPr>
+          <w:b/>
+          <w:bCs/>
+        </w:rPr>
+        <w:t xml:space="preserve">calipers or a ruler</w:t>
+      </w:r>
+      <w:r>
+        <w:t xml:space="preserve">?</w:t>
+      </w:r>
+    </w:p>
+    <w:p>
+      <w:pPr>
+        <w:numPr>
+          <w:ilvl w:val="1"/>
+          <w:numId w:val="1028"/>
         </w:numPr>
       </w:pPr>
       <w:r>
@@ -3035,12 +3461,12 @@
                 <wp:inline>
                   <wp:extent cx="152400" cy="152400"/>
                   <wp:effectExtent b="0" l="0" r="0" t="0"/>
-                  <wp:docPr descr="" title="" id="45" name="Picture"/>
+                  <wp:docPr descr="" title="" id="50" name="Picture"/>
                   <a:graphic>
                     <a:graphicData uri="http://schemas.openxmlformats.org/drawingml/2006/picture">
                       <pic:pic>
                         <pic:nvPicPr>
-                          <pic:cNvPr descr="/Applications/Positron.app/Contents/Resources/app/quarto/share/formats/docx/important.png" id="46" name="Picture"/>
+                          <pic:cNvPr descr="/Applications/Positron.app/Contents/Resources/app/quarto/share/formats/docx/important.png" id="51" name="Picture"/>
                           <pic:cNvPicPr>
                             <a:picLocks noChangeArrowheads="1" noChangeAspect="1"/>
                           </pic:cNvPicPr>
@@ -3137,8 +3563,8 @@
         </w:tc>
       </w:tr>
     </w:tbl>
-    <w:bookmarkEnd w:id="47"/>
-    <w:bookmarkStart w:id="50" w:name="back-in-the-lab-before-we-begin"/>
+    <w:bookmarkEnd w:id="52"/>
+    <w:bookmarkStart w:id="55" w:name="back-in-the-lab-before-we-begin"/>
     <w:p>
       <w:pPr>
         <w:pStyle w:val="Heading1"/>
@@ -3152,7 +3578,7 @@
         <w:pStyle w:val="Compact"/>
         <w:numPr>
           <w:ilvl w:val="0"/>
-          <w:numId w:val="1027"/>
+          <w:numId w:val="1029"/>
         </w:numPr>
       </w:pPr>
       <w:r>
@@ -3168,7 +3594,7 @@
         <w:pStyle w:val="Compact"/>
         <w:numPr>
           <w:ilvl w:val="1"/>
-          <w:numId w:val="1028"/>
+          <w:numId w:val="1030"/>
         </w:numPr>
       </w:pPr>
       <w:r>
@@ -3180,7 +3606,7 @@
         <w:pStyle w:val="Compact"/>
         <w:numPr>
           <w:ilvl w:val="1"/>
-          <w:numId w:val="1028"/>
+          <w:numId w:val="1030"/>
         </w:numPr>
       </w:pPr>
       <w:r>
@@ -3192,7 +3618,7 @@
         <w:pStyle w:val="Compact"/>
         <w:numPr>
           <w:ilvl w:val="1"/>
-          <w:numId w:val="1028"/>
+          <w:numId w:val="1030"/>
         </w:numPr>
       </w:pPr>
       <w:r>
@@ -3204,7 +3630,7 @@
         <w:pStyle w:val="Compact"/>
         <w:numPr>
           <w:ilvl w:val="1"/>
-          <w:numId w:val="1028"/>
+          <w:numId w:val="1030"/>
         </w:numPr>
       </w:pPr>
       <w:r>
@@ -3216,7 +3642,7 @@
         <w:pStyle w:val="Compact"/>
         <w:numPr>
           <w:ilvl w:val="1"/>
-          <w:numId w:val="1028"/>
+          <w:numId w:val="1030"/>
         </w:numPr>
       </w:pPr>
       <w:r>
@@ -3228,7 +3654,7 @@
         <w:pStyle w:val="Compact"/>
         <w:numPr>
           <w:ilvl w:val="0"/>
-          <w:numId w:val="1027"/>
+          <w:numId w:val="1029"/>
         </w:numPr>
       </w:pPr>
       <w:r>
@@ -3243,7 +3669,7 @@
       <w:pPr>
         <w:numPr>
           <w:ilvl w:val="1"/>
-          <w:numId w:val="1029"/>
+          <w:numId w:val="1031"/>
         </w:numPr>
       </w:pPr>
       <w:r>
@@ -3254,7 +3680,7 @@
       <w:pPr>
         <w:numPr>
           <w:ilvl w:val="1"/>
-          <w:numId w:val="1029"/>
+          <w:numId w:val="1031"/>
         </w:numPr>
       </w:pPr>
       <w:r>
@@ -3265,7 +3691,7 @@
       <w:pPr>
         <w:numPr>
           <w:ilvl w:val="1"/>
-          <w:numId w:val="1029"/>
+          <w:numId w:val="1031"/>
         </w:numPr>
       </w:pPr>
       <w:r>
@@ -3313,12 +3739,12 @@
                 <wp:inline>
                   <wp:extent cx="152400" cy="152400"/>
                   <wp:effectExtent b="0" l="0" r="0" t="0"/>
-                  <wp:docPr descr="" title="" id="48" name="Picture"/>
+                  <wp:docPr descr="" title="" id="53" name="Picture"/>
                   <a:graphic>
                     <a:graphicData uri="http://schemas.openxmlformats.org/drawingml/2006/picture">
                       <pic:pic>
                         <pic:nvPicPr>
-                          <pic:cNvPr descr="/Applications/Positron.app/Contents/Resources/app/quarto/share/formats/docx/note.png" id="49" name="Picture"/>
+                          <pic:cNvPr descr="/Applications/Positron.app/Contents/Resources/app/quarto/share/formats/docx/note.png" id="54" name="Picture"/>
                           <pic:cNvPicPr>
                             <a:picLocks noChangeArrowheads="1" noChangeAspect="1"/>
                           </pic:cNvPicPr>
@@ -3393,7 +3819,7 @@
               <w:pStyle w:val="Compact"/>
               <w:numPr>
                 <w:ilvl w:val="0"/>
-                <w:numId w:val="1030"/>
+                <w:numId w:val="1032"/>
               </w:numPr>
             </w:pPr>
             <w:r>
@@ -3431,7 +3857,7 @@
               <w:pStyle w:val="Compact"/>
               <w:numPr>
                 <w:ilvl w:val="0"/>
-                <w:numId w:val="1030"/>
+                <w:numId w:val="1032"/>
               </w:numPr>
             </w:pPr>
             <w:r>
@@ -3443,7 +3869,7 @@
               <w:pStyle w:val="Compact"/>
               <w:numPr>
                 <w:ilvl w:val="0"/>
-                <w:numId w:val="1030"/>
+                <w:numId w:val="1032"/>
               </w:numPr>
             </w:pPr>
             <w:r>
@@ -3454,8 +3880,8 @@
         </w:tc>
       </w:tr>
     </w:tbl>
-    <w:bookmarkEnd w:id="50"/>
-    <w:bookmarkStart w:id="53" w:name="X1840d1d179367deaaa0853ed08ee5cc699432cb"/>
+    <w:bookmarkEnd w:id="55"/>
+    <w:bookmarkStart w:id="58" w:name="X1840d1d179367deaaa0853ed08ee5cc699432cb"/>
     <w:p>
       <w:pPr>
         <w:pStyle w:val="Heading1"/>
@@ -3469,7 +3895,7 @@
         <w:pStyle w:val="Compact"/>
         <w:numPr>
           <w:ilvl w:val="0"/>
-          <w:numId w:val="1031"/>
+          <w:numId w:val="1033"/>
         </w:numPr>
       </w:pPr>
       <w:r>
@@ -3481,7 +3907,7 @@
         <w:pStyle w:val="Compact"/>
         <w:numPr>
           <w:ilvl w:val="1"/>
-          <w:numId w:val="1032"/>
+          <w:numId w:val="1034"/>
         </w:numPr>
       </w:pPr>
       <w:r>
@@ -3493,7 +3919,7 @@
         <w:pStyle w:val="Compact"/>
         <w:numPr>
           <w:ilvl w:val="0"/>
-          <w:numId w:val="1031"/>
+          <w:numId w:val="1033"/>
         </w:numPr>
       </w:pPr>
       <w:r>
@@ -3521,7 +3947,7 @@
         <w:pStyle w:val="Compact"/>
         <w:numPr>
           <w:ilvl w:val="0"/>
-          <w:numId w:val="1031"/>
+          <w:numId w:val="1033"/>
         </w:numPr>
       </w:pPr>
       <w:r>
@@ -3549,7 +3975,7 @@
         <w:pStyle w:val="Compact"/>
         <w:numPr>
           <w:ilvl w:val="0"/>
-          <w:numId w:val="1031"/>
+          <w:numId w:val="1033"/>
         </w:numPr>
       </w:pPr>
       <w:r>
@@ -3589,7 +4015,7 @@
         <w:pStyle w:val="Compact"/>
         <w:numPr>
           <w:ilvl w:val="0"/>
-          <w:numId w:val="1031"/>
+          <w:numId w:val="1033"/>
         </w:numPr>
       </w:pPr>
       <w:r>
@@ -3653,12 +4079,12 @@
                 <wp:inline>
                   <wp:extent cx="152400" cy="152400"/>
                   <wp:effectExtent b="0" l="0" r="0" t="0"/>
-                  <wp:docPr descr="" title="" id="51" name="Picture"/>
+                  <wp:docPr descr="" title="" id="56" name="Picture"/>
                   <a:graphic>
                     <a:graphicData uri="http://schemas.openxmlformats.org/drawingml/2006/picture">
                       <pic:pic>
                         <pic:nvPicPr>
-                          <pic:cNvPr descr="/Applications/Positron.app/Contents/Resources/app/quarto/share/formats/docx/tip.png" id="52" name="Picture"/>
+                          <pic:cNvPr descr="/Applications/Positron.app/Contents/Resources/app/quarto/share/formats/docx/tip.png" id="57" name="Picture"/>
                           <pic:cNvPicPr>
                             <a:picLocks noChangeArrowheads="1" noChangeAspect="1"/>
                           </pic:cNvPicPr>
@@ -3766,8 +4192,8 @@
         </w:tc>
       </w:tr>
     </w:tbl>
-    <w:bookmarkEnd w:id="53"/>
-    <w:bookmarkStart w:id="56" w:name="can-you-make-a-graph-in-excel"/>
+    <w:bookmarkEnd w:id="58"/>
+    <w:bookmarkStart w:id="61" w:name="can-you-make-a-graph-in-excel"/>
     <w:p>
       <w:pPr>
         <w:pStyle w:val="Heading1"/>
@@ -3781,7 +4207,7 @@
         <w:pStyle w:val="Compact"/>
         <w:numPr>
           <w:ilvl w:val="0"/>
-          <w:numId w:val="1033"/>
+          <w:numId w:val="1035"/>
         </w:numPr>
       </w:pPr>
       <w:r>
@@ -3793,7 +4219,7 @@
         <w:pStyle w:val="Compact"/>
         <w:numPr>
           <w:ilvl w:val="1"/>
-          <w:numId w:val="1034"/>
+          <w:numId w:val="1036"/>
         </w:numPr>
       </w:pPr>
       <w:r>
@@ -3805,7 +4231,7 @@
         <w:pStyle w:val="Compact"/>
         <w:numPr>
           <w:ilvl w:val="1"/>
-          <w:numId w:val="1034"/>
+          <w:numId w:val="1036"/>
         </w:numPr>
       </w:pPr>
       <w:r>
@@ -3817,7 +4243,7 @@
         <w:pStyle w:val="Compact"/>
         <w:numPr>
           <w:ilvl w:val="1"/>
-          <w:numId w:val="1034"/>
+          <w:numId w:val="1036"/>
         </w:numPr>
       </w:pPr>
       <w:r>
@@ -3865,12 +4291,12 @@
                 <wp:inline>
                   <wp:extent cx="152400" cy="152400"/>
                   <wp:effectExtent b="0" l="0" r="0" t="0"/>
-                  <wp:docPr descr="" title="" id="54" name="Picture"/>
+                  <wp:docPr descr="" title="" id="59" name="Picture"/>
                   <a:graphic>
                     <a:graphicData uri="http://schemas.openxmlformats.org/drawingml/2006/picture">
                       <pic:pic>
                         <pic:nvPicPr>
-                          <pic:cNvPr descr="/Applications/Positron.app/Contents/Resources/app/quarto/share/formats/docx/note.png" id="55" name="Picture"/>
+                          <pic:cNvPr descr="/Applications/Positron.app/Contents/Resources/app/quarto/share/formats/docx/note.png" id="60" name="Picture"/>
                           <pic:cNvPicPr>
                             <a:picLocks noChangeArrowheads="1" noChangeAspect="1"/>
                           </pic:cNvPicPr>
@@ -3940,8 +4366,8 @@
         </w:tc>
       </w:tr>
     </w:tbl>
-    <w:bookmarkEnd w:id="56"/>
-    <w:bookmarkStart w:id="59" w:name="what-r-code-looks-like-a-preview"/>
+    <w:bookmarkEnd w:id="61"/>
+    <w:bookmarkStart w:id="64" w:name="what-r-code-looks-like-a-preview"/>
     <w:p>
       <w:pPr>
         <w:pStyle w:val="Heading1"/>
@@ -4286,12 +4712,12 @@
                 <wp:inline>
                   <wp:extent cx="152400" cy="152400"/>
                   <wp:effectExtent b="0" l="0" r="0" t="0"/>
-                  <wp:docPr descr="" title="" id="57" name="Picture"/>
+                  <wp:docPr descr="" title="" id="62" name="Picture"/>
                   <a:graphic>
                     <a:graphicData uri="http://schemas.openxmlformats.org/drawingml/2006/picture">
                       <pic:pic>
                         <pic:nvPicPr>
-                          <pic:cNvPr descr="/Applications/Positron.app/Contents/Resources/app/quarto/share/formats/docx/tip.png" id="58" name="Picture"/>
+                          <pic:cNvPr descr="/Applications/Positron.app/Contents/Resources/app/quarto/share/formats/docx/tip.png" id="63" name="Picture"/>
                           <pic:cNvPicPr>
                             <a:picLocks noChangeArrowheads="1" noChangeAspect="1"/>
                           </pic:cNvPicPr>
@@ -4389,8 +4815,8 @@
         </w:tc>
       </w:tr>
     </w:tbl>
-    <w:bookmarkEnd w:id="59"/>
-    <w:bookmarkStart w:id="64" w:name="before-thursday-install-r-and-positron"/>
+    <w:bookmarkEnd w:id="64"/>
+    <w:bookmarkStart w:id="69" w:name="before-thursday-install-r-and-positron"/>
     <w:p>
       <w:pPr>
         <w:pStyle w:val="Heading1"/>
@@ -4412,7 +4838,7 @@
         <w:pStyle w:val="Compact"/>
         <w:numPr>
           <w:ilvl w:val="0"/>
-          <w:numId w:val="1035"/>
+          <w:numId w:val="1037"/>
         </w:numPr>
       </w:pPr>
       <w:r>
@@ -4437,7 +4863,7 @@
       <w:r>
         <w:t xml:space="preserve"> </w:t>
       </w:r>
-      <w:hyperlink r:id="rId60">
+      <w:hyperlink r:id="rId65">
         <w:r>
           <w:rPr>
             <w:rStyle w:val="Hyperlink"/>
@@ -4451,7 +4877,7 @@
         <w:pStyle w:val="Compact"/>
         <w:numPr>
           <w:ilvl w:val="1"/>
-          <w:numId w:val="1036"/>
+          <w:numId w:val="1038"/>
         </w:numPr>
       </w:pPr>
       <w:r>
@@ -4463,7 +4889,7 @@
         <w:pStyle w:val="Compact"/>
         <w:numPr>
           <w:ilvl w:val="0"/>
-          <w:numId w:val="1035"/>
+          <w:numId w:val="1037"/>
         </w:numPr>
       </w:pPr>
       <w:r>
@@ -4488,7 +4914,7 @@
       <w:r>
         <w:t xml:space="preserve"> </w:t>
       </w:r>
-      <w:hyperlink r:id="rId61">
+      <w:hyperlink r:id="rId66">
         <w:r>
           <w:rPr>
             <w:rStyle w:val="Hyperlink"/>
@@ -4502,7 +4928,7 @@
         <w:pStyle w:val="Compact"/>
         <w:numPr>
           <w:ilvl w:val="1"/>
-          <w:numId w:val="1037"/>
+          <w:numId w:val="1039"/>
         </w:numPr>
       </w:pPr>
       <w:r>
@@ -4563,12 +4989,12 @@
                 <wp:inline>
                   <wp:extent cx="152400" cy="152400"/>
                   <wp:effectExtent b="0" l="0" r="0" t="0"/>
-                  <wp:docPr descr="" title="" id="62" name="Picture"/>
+                  <wp:docPr descr="" title="" id="67" name="Picture"/>
                   <a:graphic>
                     <a:graphicData uri="http://schemas.openxmlformats.org/drawingml/2006/picture">
                       <pic:pic>
                         <pic:nvPicPr>
-                          <pic:cNvPr descr="/Applications/Positron.app/Contents/Resources/app/quarto/share/formats/docx/important.png" id="63" name="Picture"/>
+                          <pic:cNvPr descr="/Applications/Positron.app/Contents/Resources/app/quarto/share/formats/docx/important.png" id="68" name="Picture"/>
                           <pic:cNvPicPr>
                             <a:picLocks noChangeArrowheads="1" noChangeAspect="1"/>
                           </pic:cNvPicPr>
@@ -4653,19 +5079,248 @@
         </w:tc>
       </w:tr>
     </w:tbl>
-    <w:p>
-      <w:pPr>
-        <w:pStyle w:val="BodyText"/>
-      </w:pPr>
+    <w:bookmarkEnd w:id="69"/>
+    <w:bookmarkStart w:id="72" w:name="suggested-reading-before-lecture-2"/>
+    <w:p>
+      <w:pPr>
+        <w:pStyle w:val="Heading1"/>
+      </w:pPr>
+      <w:r>
+        <w:t xml:space="preserve">Suggested reading before Lecture 2</w:t>
+      </w:r>
+    </w:p>
+    <w:p>
+      <w:pPr>
+        <w:pStyle w:val="Compact"/>
+        <w:numPr>
+          <w:ilvl w:val="0"/>
+          <w:numId w:val="1040"/>
+        </w:numPr>
+      </w:pPr>
+      <w:r>
+        <w:rPr>
+          <w:b/>
+          <w:bCs/>
+        </w:rPr>
+        <w:t xml:space="preserve">Whitlock &amp; Schluter</w:t>
+      </w:r>
+      <w:r>
+        <w:t xml:space="preserve">, Ch. 1 —</w:t>
+      </w:r>
+      <w:r>
+        <w:t xml:space="preserve"> </w:t>
+      </w:r>
       <w:r>
         <w:rPr>
           <w:i/>
           <w:iCs/>
         </w:rPr>
+        <w:t xml:space="preserve">Statistics and Samples</w:t>
+      </w:r>
+    </w:p>
+    <w:p>
+      <w:pPr>
+        <w:pStyle w:val="Compact"/>
+        <w:numPr>
+          <w:ilvl w:val="1"/>
+          <w:numId w:val="1041"/>
+        </w:numPr>
+      </w:pPr>
+      <w:r>
+        <w:t xml:space="preserve">Read the whole chapter — it is short and covers everything we discussed today: forming a question, samples vs. populations, and why we replicate and randomize</w:t>
+      </w:r>
+    </w:p>
+    <w:p>
+      <w:pPr>
+        <w:pStyle w:val="Compact"/>
+        <w:numPr>
+          <w:ilvl w:val="0"/>
+          <w:numId w:val="1040"/>
+        </w:numPr>
+      </w:pPr>
+      <w:r>
+        <w:rPr>
+          <w:b/>
+          <w:bCs/>
+        </w:rPr>
+        <w:t xml:space="preserve">R for Data Science (2e)</w:t>
+      </w:r>
+      <w:r>
+        <w:t xml:space="preserve">, Ch. 1 —</w:t>
+      </w:r>
+      <w:r>
+        <w:t xml:space="preserve"> </w:t>
+      </w:r>
+      <w:r>
+        <w:rPr>
+          <w:i/>
+          <w:iCs/>
+        </w:rPr>
+        <w:t xml:space="preserve">Data Visualization</w:t>
+      </w:r>
+      <w:r>
+        <w:t xml:space="preserve"> </w:t>
+      </w:r>
+      <w:r>
+        <w:t xml:space="preserve">(skim only)</w:t>
+      </w:r>
+    </w:p>
+    <w:p>
+      <w:pPr>
+        <w:pStyle w:val="Compact"/>
+        <w:numPr>
+          <w:ilvl w:val="1"/>
+          <w:numId w:val="1042"/>
+        </w:numPr>
+      </w:pPr>
+      <w:r>
+        <w:t xml:space="preserve">You do not need to run any code yet. Just look at the pictures and read the first few pages — it previews what we build in Lecture 2</w:t>
+      </w:r>
+    </w:p>
+    <w:tbl>
+      <w:tblPr>
+        <w:tblStyle w:val="Table"/>
+        <w:tblLook w:firstRow="0" w:lastRow="0" w:firstColumn="0" w:lastColumn="0" w:noHBand="0" w:noVBand="0" w:val="0000"/>
+        <w:tblBorders>
+          <w:top w:val="single" w:sz="4" w:space="0" w:color="0758E5"/>
+          <w:left w:val="single" w:sz="24" w:space="0" w:color="0758E5"/>
+          <w:bottom w:val="single" w:sz="4" w:space="0" w:color="0758E5"/>
+          <w:right w:val="single" w:sz="4" w:space="0" w:color="0758E5"/>
+        </w:tblBorders>
+        <w:tblCellMar>
+          <w:left w:w="144" w:type="dxa"/>
+          <w:right w:w="144" w:type="dxa"/>
+        </w:tblCellMar>
+        <w:tblLook w:firstRow="0" w:lastRow="0" w:firstColumn="0" w:lastColumn="0" w:noHBand="0" w:noVBand="0" w:val="0000"/>
+      </w:tblPr>
+      <w:tr>
+        <w:trPr>
+          <w:cantSplit/>
+        </w:trPr>
+        <w:tc>
+          <w:tcPr>
+            <w:shd w:color="auto" w:fill="dae6fb" w:val="clear"/>
+            <w:tcMar>
+              <w:top w:w="92" w:type="dxa"/>
+              <w:bottom w:w="92" w:type="dxa"/>
+            </w:tcMar>
+          </w:tcPr>
+          <w:p>
+            <w:pPr>
+              <w:pStyle w:val="FirstParagraph"/>
+            </w:pPr>
+            <w:pPr>
+              <w:spacing w:before="0" w:after="0"/>
+              <w:textAlignment w:val="center"/>
+            </w:pPr>
+            <w:r>
+              <w:drawing>
+                <wp:inline>
+                  <wp:extent cx="152400" cy="152400"/>
+                  <wp:effectExtent b="0" l="0" r="0" t="0"/>
+                  <wp:docPr descr="" title="" id="70" name="Picture"/>
+                  <a:graphic>
+                    <a:graphicData uri="http://schemas.openxmlformats.org/drawingml/2006/picture">
+                      <pic:pic>
+                        <pic:nvPicPr>
+                          <pic:cNvPr descr="/Applications/Positron.app/Contents/Resources/app/quarto/share/formats/docx/note.png" id="71" name="Picture"/>
+                          <pic:cNvPicPr>
+                            <a:picLocks noChangeArrowheads="1" noChangeAspect="1"/>
+                          </pic:cNvPicPr>
+                        </pic:nvPicPr>
+                        <pic:blipFill>
+                          <a:blip r:embed="rId9"/>
+                          <a:stretch>
+                            <a:fillRect/>
+                          </a:stretch>
+                        </pic:blipFill>
+                        <pic:spPr bwMode="auto">
+                          <a:xfrm>
+                            <a:off x="0" y="0"/>
+                            <a:ext cx="152400" cy="152400"/>
+                          </a:xfrm>
+                          <a:prstGeom prst="rect">
+                            <a:avLst/>
+                          </a:prstGeom>
+                          <a:noFill/>
+                          <a:ln w="9525">
+                            <a:noFill/>
+                            <a:headEnd/>
+                            <a:tailEnd/>
+                          </a:ln>
+                        </pic:spPr>
+                      </pic:pic>
+                    </a:graphicData>
+                  </a:graphic>
+                </wp:inline>
+              </w:drawing>
+            </w:r>
+            <w:r>
+              <w:t xml:space="preserve"> </w:t>
+            </w:r>
+            <w:r>
+              <w:t xml:space="preserve"> </w:t>
+            </w:r>
+            <w:r>
+              <w:t xml:space="preserve">Note</w:t>
+            </w:r>
+          </w:p>
+        </w:tc>
+      </w:tr>
+      <w:tr>
+        <w:trPr>
+          <w:cantSplit/>
+        </w:trPr>
+        <w:tc>
+          <w:tcPr>
+            <w:tcMar>
+              <w:top w:w="108" w:type="dxa"/>
+              <w:bottom w:w="108" w:type="dxa"/>
+            </w:tcMar>
+          </w:tcPr>
+          <w:p>
+            <w:pPr>
+              <w:pStyle w:val="BodyText"/>
+            </w:pPr>
+            <w:pPr>
+              <w:spacing w:before="16" w:after="16"/>
+            </w:pPr>
+            <w:r>
+              <w:t xml:space="preserve">Both PDFs are in the course</w:t>
+            </w:r>
+            <w:r>
+              <w:t xml:space="preserve"> </w:t>
+            </w:r>
+            <w:r>
+              <w:rPr>
+                <w:rStyle w:val="VerbatimChar"/>
+              </w:rPr>
+              <w:t xml:space="preserve">readings/</w:t>
+            </w:r>
+            <w:r>
+              <w:t xml:space="preserve"> </w:t>
+            </w:r>
+            <w:r>
+              <w:t xml:space="preserve">folder. Neither reading requires you to write anything — just read and come with questions.</w:t>
+            </w:r>
+          </w:p>
+          <w:p/>
+        </w:tc>
+      </w:tr>
+    </w:tbl>
+    <w:p>
+      <w:pPr>
+        <w:pStyle w:val="BodyText"/>
+      </w:pPr>
+      <w:r>
+        <w:rPr>
+          <w:i/>
+          <w:iCs/>
+        </w:rPr>
         <w:t xml:space="preserve">See you Thursday — bring your laptop and the leaf data you entered in Excel.</w:t>
       </w:r>
     </w:p>
-    <w:bookmarkEnd w:id="64"/>
+    <w:bookmarkEnd w:id="72"/>
     <w:sectPr>
       <w:pgSz w:h="15840" w:w="12240"/>
       <w:pgMar w:bottom="1440" w:footer="720" w:gutter="0" w:header="720" w:left="1440" w:right="1440" w:top="1440"/>
@@ -5071,6 +5726,12 @@
     <w:abstractNumId w:val="991"/>
   </w:num>
   <w:num w:numId="1035">
+    <w:abstractNumId w:val="991"/>
+  </w:num>
+  <w:num w:numId="1036">
+    <w:abstractNumId w:val="991"/>
+  </w:num>
+  <w:num w:numId="1037">
     <w:abstractNumId w:val="99411"/>
     <w:lvlOverride w:ilvl="0">
       <w:startOverride w:val="1"/>
@@ -5100,10 +5761,19 @@
       <w:startOverride w:val="1"/>
     </w:lvlOverride>
   </w:num>
-  <w:num w:numId="1036">
+  <w:num w:numId="1038">
     <w:abstractNumId w:val="991"/>
   </w:num>
-  <w:num w:numId="1037">
+  <w:num w:numId="1039">
+    <w:abstractNumId w:val="991"/>
+  </w:num>
+  <w:num w:numId="1040">
+    <w:abstractNumId w:val="991"/>
+  </w:num>
+  <w:num w:numId="1041">
+    <w:abstractNumId w:val="991"/>
+  </w:num>
+  <w:num w:numId="1042">
     <w:abstractNumId w:val="991"/>
   </w:num>
 </w:numbering>

--- a/docs/content/introduction/introduction_lecture.docx
+++ b/docs/content/introduction/introduction_lecture.docx
@@ -31,7 +31,7 @@
         <w:pStyle w:val="Date"/>
       </w:pPr>
       <w:r>
-        <w:t xml:space="preserve">2026-08-27</w:t>
+        <w:t xml:space="preserve">2026-09-01</w:t>
       </w:r>
     </w:p>
     <w:bookmarkStart w:id="12" w:name="lecture-1-syllabus"/>

--- a/docs/content/introduction/introduction_lecture.docx
+++ b/docs/content/introduction/introduction_lecture.docx
@@ -31,7 +31,7 @@
         <w:pStyle w:val="Date"/>
       </w:pPr>
       <w:r>
-        <w:t xml:space="preserve">2026-09-01</w:t>
+        <w:t xml:space="preserve">2026-09-03</w:t>
       </w:r>
     </w:p>
     <w:bookmarkStart w:id="12" w:name="lecture-1-syllabus"/>

--- a/docs/content/introduction/introduction_lecture.docx
+++ b/docs/content/introduction/introduction_lecture.docx
@@ -451,7 +451,7 @@
       <w:r>
         <w:drawing>
           <wp:inline>
-            <wp:extent cx="3227294" cy="2397418"/>
+            <wp:extent cx="2286000" cy="1698171"/>
             <wp:effectExtent b="0" l="0" r="0" t="0"/>
             <wp:docPr descr="Exterior photo of the Swenson Science Building, with the instructor’s office entrance and lab location highlighted in red." title="" id="17" name="Picture"/>
             <a:graphic>
@@ -472,7 +472,7 @@
                   <pic:spPr bwMode="auto">
                     <a:xfrm>
                       <a:off x="0" y="0"/>
-                      <a:ext cx="3227294" cy="2397418"/>
+                      <a:ext cx="2286000" cy="1698171"/>
                     </a:xfrm>
                     <a:prstGeom prst="rect">
                       <a:avLst/>
@@ -6529,8 +6529,8 @@
       <w:rFonts w:asciiTheme="majorHAnsi" w:cstheme="majorBidi" w:eastAsiaTheme="majorEastAsia" w:hAnsiTheme="majorHAnsi"/>
       <w:spacing w:val="-10"/>
       <w:kern w:val="28"/>
-      <w:sz w:val="56"/>
-      <w:szCs w:val="56"/>
+      <w:sz w:val="40"/>
+      <w:szCs w:val="40"/>
     </w:rPr>
   </w:style>
   <w:style w:customStyle="1" w:styleId="TitleChar" w:type="character">
@@ -6543,8 +6543,8 @@
       <w:rFonts w:asciiTheme="majorHAnsi" w:cstheme="majorBidi" w:eastAsiaTheme="majorEastAsia" w:hAnsiTheme="majorHAnsi"/>
       <w:spacing w:val="-10"/>
       <w:kern w:val="28"/>
-      <w:sz w:val="56"/>
-      <w:szCs w:val="56"/>
+      <w:sz w:val="40"/>
+      <w:szCs w:val="40"/>
     </w:rPr>
   </w:style>
   <w:style w:styleId="Subtitle" w:type="paragraph">

--- a/docs/content/introduction/introduction_lecture.docx
+++ b/docs/content/introduction/introduction_lecture.docx
@@ -31,7 +31,7 @@
         <w:pStyle w:val="Date"/>
       </w:pPr>
       <w:r>
-        <w:t xml:space="preserve">2026-09-03</w:t>
+        <w:t xml:space="preserve">2026-09-04</w:t>
       </w:r>
     </w:p>
     <w:bookmarkStart w:id="12" w:name="lecture-1-syllabus"/>
